--- a/CON FIRMA DE DIRECTORA.docx
+++ b/CON FIRMA DE DIRECTORA.docx
@@ -1,6 +1,6 @@
 
 <file path=word/document.xml><?xml version="1.0" encoding="utf-8"?>
-<w:document xmlns:wpc="http://schemas.microsoft.com/office/word/2010/wordprocessingCanvas" xmlns:cx="http://schemas.microsoft.com/office/drawing/2014/chartex" xmlns:cx1="http://schemas.microsoft.com/office/drawing/2015/9/8/chartex" xmlns:cx2="http://schemas.microsoft.com/office/drawing/2015/10/21/chartex" xmlns:cx3="http://schemas.microsoft.com/office/drawing/2016/5/9/chartex" xmlns:cx4="http://schemas.microsoft.com/office/drawing/2016/5/10/chartex" xmlns:cx5="http://schemas.microsoft.com/office/drawing/2016/5/11/chartex" xmlns:cx6="http://schemas.microsoft.com/office/drawing/2016/5/12/chartex" xmlns:cx7="http://schemas.microsoft.com/office/drawing/2016/5/13/chartex" xmlns:cx8="http://schemas.microsoft.com/office/drawing/2016/5/14/chartex" xmlns:mc="http://schemas.openxmlformats.org/markup-compatibility/2006" xmlns:aink="http://schemas.microsoft.com/office/drawing/2016/ink" xmlns:am3d="http://schemas.microsoft.com/office/drawing/2017/model3d" xmlns:o="urn:schemas-microsoft-com:office:office" xmlns:oel="http://schemas.microsoft.com/office/2019/extlst" xmlns:r="http://schemas.openxmlformats.org/officeDocument/2006/relationships" xmlns:m="http://schemas.openxmlformats.org/officeDocument/2006/math" xmlns:v="urn:schemas-microsoft-com:vml" xmlns:wp14="http://schemas.microsoft.com/office/word/2010/wordprocessingDrawing" xmlns:wp="http://schemas.openxmlformats.org/drawingml/2006/wordprocessingDrawing" xmlns:w10="urn:schemas-microsoft-com:office:word" xmlns:w="http://schemas.openxmlformats.org/wordprocessingml/2006/main" xmlns:w14="http://schemas.microsoft.com/office/word/2010/wordml" xmlns:w15="http://schemas.microsoft.com/office/word/2012/wordml" xmlns:w16cex="http://schemas.microsoft.com/office/word/2018/wordml/cex" xmlns:w16cid="http://schemas.microsoft.com/office/word/2016/wordml/cid" xmlns:w16="http://schemas.microsoft.com/office/word/2018/wordml" xmlns:w16du="http://schemas.microsoft.com/office/word/2023/wordml/word16du" xmlns:w16sdtdh="http://schemas.microsoft.com/office/word/2020/wordml/sdtdatahash" xmlns:w16sdtfl="http://schemas.microsoft.com/office/word/2024/wordml/sdtformatlock" xmlns:w16se="http://schemas.microsoft.com/office/word/2015/wordml/symex" xmlns:wpg="http://schemas.microsoft.com/office/word/2010/wordprocessingGroup" xmlns:wpi="http://schemas.microsoft.com/office/word/2010/wordprocessingInk" xmlns:wne="http://schemas.microsoft.com/office/word/2006/wordml" xmlns:wps="http://schemas.microsoft.com/office/word/2010/wordprocessingShape" mc:Ignorable="w14 w15 w16se w16cid w16 w16cex w16sdtdh w16sdtfl w16du wp14">
+<w:document xmlns:wpc="http://schemas.microsoft.com/office/word/2010/wordprocessingCanvas" xmlns:cx="http://schemas.microsoft.com/office/drawing/2014/chartex" xmlns:cx1="http://schemas.microsoft.com/office/drawing/2015/9/8/chartex" xmlns:cx2="http://schemas.microsoft.com/office/drawing/2015/10/21/chartex" xmlns:cx3="http://schemas.microsoft.com/office/drawing/2016/5/9/chartex" xmlns:cx4="http://schemas.microsoft.com/office/drawing/2016/5/10/chartex" xmlns:cx5="http://schemas.microsoft.com/office/drawing/2016/5/11/chartex" xmlns:cx6="http://schemas.microsoft.com/office/drawing/2016/5/12/chartex" xmlns:cx7="http://schemas.microsoft.com/office/drawing/2016/5/13/chartex" xmlns:cx8="http://schemas.microsoft.com/office/drawing/2016/5/14/chartex" xmlns:mc="http://schemas.openxmlformats.org/markup-compatibility/2006" xmlns:aink="http://schemas.microsoft.com/office/drawing/2016/ink" xmlns:am3d="http://schemas.microsoft.com/office/drawing/2017/model3d" xmlns:o="urn:schemas-microsoft-com:office:office" xmlns:oel="http://schemas.microsoft.com/office/2019/extlst" xmlns:r="http://schemas.openxmlformats.org/officeDocument/2006/relationships" xmlns:m="http://schemas.openxmlformats.org/officeDocument/2006/math" xmlns:v="urn:schemas-microsoft-com:vml" xmlns:wp14="http://schemas.microsoft.com/office/word/2010/wordprocessingDrawing" xmlns:wp="http://schemas.openxmlformats.org/drawingml/2006/wordprocessingDrawing" xmlns:w10="urn:schemas-microsoft-com:office:word" xmlns:w="http://schemas.openxmlformats.org/wordprocessingml/2006/main" xmlns:w14="http://schemas.microsoft.com/office/word/2010/wordml" xmlns:w15="http://schemas.microsoft.com/office/word/2012/wordml" xmlns:w16cex="http://schemas.microsoft.com/office/word/2018/wordml/cex" xmlns:w16cid="http://schemas.microsoft.com/office/word/2016/wordml/cid" xmlns:w16="http://schemas.microsoft.com/office/word/2018/wordml" xmlns:w16du="http://schemas.microsoft.com/office/word/2023/wordml/word16du" xmlns:w16sdtdh="http://schemas.microsoft.com/office/word/2020/wordml/sdtdatahash" xmlns:w16se="http://schemas.microsoft.com/office/word/2015/wordml/symex" xmlns:wpg="http://schemas.microsoft.com/office/word/2010/wordprocessingGroup" xmlns:wpi="http://schemas.microsoft.com/office/word/2010/wordprocessingInk" xmlns:wne="http://schemas.microsoft.com/office/word/2006/wordml" xmlns:wps="http://schemas.microsoft.com/office/word/2010/wordprocessingShape" mc:Ignorable="w14 w15 w16se w16cid w16 w16cex w16sdtdh w16du wp14">
   <w:body>
     <w:p>
       <w:pPr>
@@ -254,7 +254,37 @@
           <w:lang w:val="es-MX" w:eastAsia="en-US"/>
           <w14:ligatures w14:val="standardContextual"/>
         </w:rPr>
-        <w:t xml:space="preserve">"2025, 195 Años de la Apertura del Instituto Literario en la Ciudad de Toluca”      </w:t>
+        <w:t>"</w:t>
+      </w:r>
+      <w:r>
+        <w:rPr>
+          <w:rFonts w:ascii="Aptos" w:eastAsia="Aptos" w:hAnsi="Aptos" w:cs="Times New Roman"/>
+          <w:b/>
+          <w:bCs/>
+          <w:i/>
+          <w:iCs/>
+          <w:color w:val="000000"/>
+          <w:kern w:val="2"/>
+          <w:shd w:val="clear" w:color="auto" w:fill="FFFFFF"/>
+          <w:lang w:val="es-MX" w:eastAsia="en-US"/>
+          <w14:ligatures w14:val="standardContextual"/>
+        </w:rPr>
+        <w:t>2026, Conmemoración del ingreso de la científica y académica Elena Cárdenas Guerrero al instituto Científico y literario</w:t>
+      </w:r>
+      <w:r>
+        <w:rPr>
+          <w:rFonts w:ascii="Aptos" w:eastAsia="Aptos" w:hAnsi="Aptos" w:cs="Times New Roman"/>
+          <w:b/>
+          <w:bCs/>
+          <w:i/>
+          <w:iCs/>
+          <w:color w:val="000000"/>
+          <w:kern w:val="2"/>
+          <w:shd w:val="clear" w:color="auto" w:fill="FFFFFF"/>
+          <w:lang w:val="es-MX" w:eastAsia="en-US"/>
+          <w14:ligatures w14:val="standardContextual"/>
+        </w:rPr>
+        <w:t xml:space="preserve">”      </w:t>
       </w:r>
     </w:p>
     <w:p>
@@ -390,7 +420,7 @@
               </wp:anchor>
             </w:drawing>
           </mc:Choice>
-          <mc:Fallback>
+          <mc:Fallback xmlns:w16sdtfl="http://schemas.microsoft.com/office/word/2024/wordml/sdtformatlock">
             <w:pict>
               <v:group w14:anchorId="262B01C6" id="Grupo 17" o:spid="_x0000_s1026" style="position:absolute;margin-left:305.9pt;margin-top:6pt;width:201.3pt;height:78.25pt;z-index:251659264;mso-position-horizontal-relative:page" coordsize="25564,9937" o:gfxdata="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">
                 <v:shapetype id="_x0000_t75" coordsize="21600,21600" o:spt="75" o:preferrelative="t" path="m@4@5l@4@11@9@11@9@5xe" filled="f" stroked="f">
@@ -785,7 +815,7 @@
 </file>
 
 <file path=word/endnotes.xml><?xml version="1.0" encoding="utf-8"?>
-<w:endnotes xmlns:wpc="http://schemas.microsoft.com/office/word/2010/wordprocessingCanvas" xmlns:cx="http://schemas.microsoft.com/office/drawing/2014/chartex" xmlns:cx1="http://schemas.microsoft.com/office/drawing/2015/9/8/chartex" xmlns:cx2="http://schemas.microsoft.com/office/drawing/2015/10/21/chartex" xmlns:cx3="http://schemas.microsoft.com/office/drawing/2016/5/9/chartex" xmlns:cx4="http://schemas.microsoft.com/office/drawing/2016/5/10/chartex" xmlns:cx5="http://schemas.microsoft.com/office/drawing/2016/5/11/chartex" xmlns:cx6="http://schemas.microsoft.com/office/drawing/2016/5/12/chartex" xmlns:cx7="http://schemas.microsoft.com/office/drawing/2016/5/13/chartex" xmlns:cx8="http://schemas.microsoft.com/office/drawing/2016/5/14/chartex" xmlns:mc="http://schemas.openxmlformats.org/markup-compatibility/2006" xmlns:aink="http://schemas.microsoft.com/office/drawing/2016/ink" xmlns:am3d="http://schemas.microsoft.com/office/drawing/2017/model3d" xmlns:o="urn:schemas-microsoft-com:office:office" xmlns:oel="http://schemas.microsoft.com/office/2019/extlst" xmlns:r="http://schemas.openxmlformats.org/officeDocument/2006/relationships" xmlns:m="http://schemas.openxmlformats.org/officeDocument/2006/math" xmlns:v="urn:schemas-microsoft-com:vml" xmlns:wp14="http://schemas.microsoft.com/office/word/2010/wordprocessingDrawing" xmlns:wp="http://schemas.openxmlformats.org/drawingml/2006/wordprocessingDrawing" xmlns:w10="urn:schemas-microsoft-com:office:word" xmlns:w="http://schemas.openxmlformats.org/wordprocessingml/2006/main" xmlns:w14="http://schemas.microsoft.com/office/word/2010/wordml" xmlns:w15="http://schemas.microsoft.com/office/word/2012/wordml" xmlns:w16cex="http://schemas.microsoft.com/office/word/2018/wordml/cex" xmlns:w16cid="http://schemas.microsoft.com/office/word/2016/wordml/cid" xmlns:w16="http://schemas.microsoft.com/office/word/2018/wordml" xmlns:w16du="http://schemas.microsoft.com/office/word/2023/wordml/word16du" xmlns:w16sdtdh="http://schemas.microsoft.com/office/word/2020/wordml/sdtdatahash" xmlns:w16sdtfl="http://schemas.microsoft.com/office/word/2024/wordml/sdtformatlock" xmlns:w16se="http://schemas.microsoft.com/office/word/2015/wordml/symex" xmlns:wpg="http://schemas.microsoft.com/office/word/2010/wordprocessingGroup" xmlns:wpi="http://schemas.microsoft.com/office/word/2010/wordprocessingInk" xmlns:wne="http://schemas.microsoft.com/office/word/2006/wordml" xmlns:wps="http://schemas.microsoft.com/office/word/2010/wordprocessingShape" mc:Ignorable="w14 w15 w16se w16cid w16 w16cex w16sdtdh w16sdtfl w16du wp14">
+<w:endnotes xmlns:wpc="http://schemas.microsoft.com/office/word/2010/wordprocessingCanvas" xmlns:cx="http://schemas.microsoft.com/office/drawing/2014/chartex" xmlns:cx1="http://schemas.microsoft.com/office/drawing/2015/9/8/chartex" xmlns:cx2="http://schemas.microsoft.com/office/drawing/2015/10/21/chartex" xmlns:cx3="http://schemas.microsoft.com/office/drawing/2016/5/9/chartex" xmlns:cx4="http://schemas.microsoft.com/office/drawing/2016/5/10/chartex" xmlns:cx5="http://schemas.microsoft.com/office/drawing/2016/5/11/chartex" xmlns:cx6="http://schemas.microsoft.com/office/drawing/2016/5/12/chartex" xmlns:cx7="http://schemas.microsoft.com/office/drawing/2016/5/13/chartex" xmlns:cx8="http://schemas.microsoft.com/office/drawing/2016/5/14/chartex" xmlns:mc="http://schemas.openxmlformats.org/markup-compatibility/2006" xmlns:aink="http://schemas.microsoft.com/office/drawing/2016/ink" xmlns:am3d="http://schemas.microsoft.com/office/drawing/2017/model3d" xmlns:o="urn:schemas-microsoft-com:office:office" xmlns:oel="http://schemas.microsoft.com/office/2019/extlst" xmlns:r="http://schemas.openxmlformats.org/officeDocument/2006/relationships" xmlns:m="http://schemas.openxmlformats.org/officeDocument/2006/math" xmlns:v="urn:schemas-microsoft-com:vml" xmlns:wp14="http://schemas.microsoft.com/office/word/2010/wordprocessingDrawing" xmlns:wp="http://schemas.openxmlformats.org/drawingml/2006/wordprocessingDrawing" xmlns:w10="urn:schemas-microsoft-com:office:word" xmlns:w="http://schemas.openxmlformats.org/wordprocessingml/2006/main" xmlns:w14="http://schemas.microsoft.com/office/word/2010/wordml" xmlns:w15="http://schemas.microsoft.com/office/word/2012/wordml" xmlns:w16cex="http://schemas.microsoft.com/office/word/2018/wordml/cex" xmlns:w16cid="http://schemas.microsoft.com/office/word/2016/wordml/cid" xmlns:w16="http://schemas.microsoft.com/office/word/2018/wordml" xmlns:w16du="http://schemas.microsoft.com/office/word/2023/wordml/word16du" xmlns:w16sdtdh="http://schemas.microsoft.com/office/word/2020/wordml/sdtdatahash" xmlns:w16se="http://schemas.microsoft.com/office/word/2015/wordml/symex" xmlns:wpg="http://schemas.microsoft.com/office/word/2010/wordprocessingGroup" xmlns:wpi="http://schemas.microsoft.com/office/word/2010/wordprocessingInk" xmlns:wne="http://schemas.microsoft.com/office/word/2006/wordml" xmlns:wps="http://schemas.microsoft.com/office/word/2010/wordprocessingShape" mc:Ignorable="w14 w15 w16se w16cid w16 w16cex w16sdtdh w16du wp14">
   <w:endnote w:type="separator" w:id="-1">
     <w:p>
       <w:r>
@@ -804,7 +834,7 @@
 </file>
 
 <file path=word/footnotes.xml><?xml version="1.0" encoding="utf-8"?>
-<w:footnotes xmlns:wpc="http://schemas.microsoft.com/office/word/2010/wordprocessingCanvas" xmlns:cx="http://schemas.microsoft.com/office/drawing/2014/chartex" xmlns:cx1="http://schemas.microsoft.com/office/drawing/2015/9/8/chartex" xmlns:cx2="http://schemas.microsoft.com/office/drawing/2015/10/21/chartex" xmlns:cx3="http://schemas.microsoft.com/office/drawing/2016/5/9/chartex" xmlns:cx4="http://schemas.microsoft.com/office/drawing/2016/5/10/chartex" xmlns:cx5="http://schemas.microsoft.com/office/drawing/2016/5/11/chartex" xmlns:cx6="http://schemas.microsoft.com/office/drawing/2016/5/12/chartex" xmlns:cx7="http://schemas.microsoft.com/office/drawing/2016/5/13/chartex" xmlns:cx8="http://schemas.microsoft.com/office/drawing/2016/5/14/chartex" xmlns:mc="http://schemas.openxmlformats.org/markup-compatibility/2006" xmlns:aink="http://schemas.microsoft.com/office/drawing/2016/ink" xmlns:am3d="http://schemas.microsoft.com/office/drawing/2017/model3d" xmlns:o="urn:schemas-microsoft-com:office:office" xmlns:oel="http://schemas.microsoft.com/office/2019/extlst" xmlns:r="http://schemas.openxmlformats.org/officeDocument/2006/relationships" xmlns:m="http://schemas.openxmlformats.org/officeDocument/2006/math" xmlns:v="urn:schemas-microsoft-com:vml" xmlns:wp14="http://schemas.microsoft.com/office/word/2010/wordprocessingDrawing" xmlns:wp="http://schemas.openxmlformats.org/drawingml/2006/wordprocessingDrawing" xmlns:w10="urn:schemas-microsoft-com:office:word" xmlns:w="http://schemas.openxmlformats.org/wordprocessingml/2006/main" xmlns:w14="http://schemas.microsoft.com/office/word/2010/wordml" xmlns:w15="http://schemas.microsoft.com/office/word/2012/wordml" xmlns:w16cex="http://schemas.microsoft.com/office/word/2018/wordml/cex" xmlns:w16cid="http://schemas.microsoft.com/office/word/2016/wordml/cid" xmlns:w16="http://schemas.microsoft.com/office/word/2018/wordml" xmlns:w16du="http://schemas.microsoft.com/office/word/2023/wordml/word16du" xmlns:w16sdtdh="http://schemas.microsoft.com/office/word/2020/wordml/sdtdatahash" xmlns:w16sdtfl="http://schemas.microsoft.com/office/word/2024/wordml/sdtformatlock" xmlns:w16se="http://schemas.microsoft.com/office/word/2015/wordml/symex" xmlns:wpg="http://schemas.microsoft.com/office/word/2010/wordprocessingGroup" xmlns:wpi="http://schemas.microsoft.com/office/word/2010/wordprocessingInk" xmlns:wne="http://schemas.microsoft.com/office/word/2006/wordml" xmlns:wps="http://schemas.microsoft.com/office/word/2010/wordprocessingShape" mc:Ignorable="w14 w15 w16se w16cid w16 w16cex w16sdtdh w16sdtfl w16du wp14">
+<w:footnotes xmlns:wpc="http://schemas.microsoft.com/office/word/2010/wordprocessingCanvas" xmlns:cx="http://schemas.microsoft.com/office/drawing/2014/chartex" xmlns:cx1="http://schemas.microsoft.com/office/drawing/2015/9/8/chartex" xmlns:cx2="http://schemas.microsoft.com/office/drawing/2015/10/21/chartex" xmlns:cx3="http://schemas.microsoft.com/office/drawing/2016/5/9/chartex" xmlns:cx4="http://schemas.microsoft.com/office/drawing/2016/5/10/chartex" xmlns:cx5="http://schemas.microsoft.com/office/drawing/2016/5/11/chartex" xmlns:cx6="http://schemas.microsoft.com/office/drawing/2016/5/12/chartex" xmlns:cx7="http://schemas.microsoft.com/office/drawing/2016/5/13/chartex" xmlns:cx8="http://schemas.microsoft.com/office/drawing/2016/5/14/chartex" xmlns:mc="http://schemas.openxmlformats.org/markup-compatibility/2006" xmlns:aink="http://schemas.microsoft.com/office/drawing/2016/ink" xmlns:am3d="http://schemas.microsoft.com/office/drawing/2017/model3d" xmlns:o="urn:schemas-microsoft-com:office:office" xmlns:oel="http://schemas.microsoft.com/office/2019/extlst" xmlns:r="http://schemas.openxmlformats.org/officeDocument/2006/relationships" xmlns:m="http://schemas.openxmlformats.org/officeDocument/2006/math" xmlns:v="urn:schemas-microsoft-com:vml" xmlns:wp14="http://schemas.microsoft.com/office/word/2010/wordprocessingDrawing" xmlns:wp="http://schemas.openxmlformats.org/drawingml/2006/wordprocessingDrawing" xmlns:w10="urn:schemas-microsoft-com:office:word" xmlns:w="http://schemas.openxmlformats.org/wordprocessingml/2006/main" xmlns:w14="http://schemas.microsoft.com/office/word/2010/wordml" xmlns:w15="http://schemas.microsoft.com/office/word/2012/wordml" xmlns:w16cex="http://schemas.microsoft.com/office/word/2018/wordml/cex" xmlns:w16cid="http://schemas.microsoft.com/office/word/2016/wordml/cid" xmlns:w16="http://schemas.microsoft.com/office/word/2018/wordml" xmlns:w16du="http://schemas.microsoft.com/office/word/2023/wordml/word16du" xmlns:w16sdtdh="http://schemas.microsoft.com/office/word/2020/wordml/sdtdatahash" xmlns:w16se="http://schemas.microsoft.com/office/word/2015/wordml/symex" xmlns:wpg="http://schemas.microsoft.com/office/word/2010/wordprocessingGroup" xmlns:wpi="http://schemas.microsoft.com/office/word/2010/wordprocessingInk" xmlns:wne="http://schemas.microsoft.com/office/word/2006/wordml" xmlns:wps="http://schemas.microsoft.com/office/word/2010/wordprocessingShape" mc:Ignorable="w14 w15 w16se w16cid w16 w16cex w16sdtdh w16du wp14">
   <w:footnote w:type="separator" w:id="-1">
     <w:p>
       <w:r>
@@ -823,7 +853,7 @@
 </file>
 
 <file path=word/header1.xml><?xml version="1.0" encoding="utf-8"?>
-<w:hdr xmlns:wpc="http://schemas.microsoft.com/office/word/2010/wordprocessingCanvas" xmlns:cx="http://schemas.microsoft.com/office/drawing/2014/chartex" xmlns:cx1="http://schemas.microsoft.com/office/drawing/2015/9/8/chartex" xmlns:cx2="http://schemas.microsoft.com/office/drawing/2015/10/21/chartex" xmlns:cx3="http://schemas.microsoft.com/office/drawing/2016/5/9/chartex" xmlns:cx4="http://schemas.microsoft.com/office/drawing/2016/5/10/chartex" xmlns:cx5="http://schemas.microsoft.com/office/drawing/2016/5/11/chartex" xmlns:cx6="http://schemas.microsoft.com/office/drawing/2016/5/12/chartex" xmlns:cx7="http://schemas.microsoft.com/office/drawing/2016/5/13/chartex" xmlns:cx8="http://schemas.microsoft.com/office/drawing/2016/5/14/chartex" xmlns:mc="http://schemas.openxmlformats.org/markup-compatibility/2006" xmlns:aink="http://schemas.microsoft.com/office/drawing/2016/ink" xmlns:am3d="http://schemas.microsoft.com/office/drawing/2017/model3d" xmlns:o="urn:schemas-microsoft-com:office:office" xmlns:oel="http://schemas.microsoft.com/office/2019/extlst" xmlns:r="http://schemas.openxmlformats.org/officeDocument/2006/relationships" xmlns:m="http://schemas.openxmlformats.org/officeDocument/2006/math" xmlns:v="urn:schemas-microsoft-com:vml" xmlns:wp14="http://schemas.microsoft.com/office/word/2010/wordprocessingDrawing" xmlns:wp="http://schemas.openxmlformats.org/drawingml/2006/wordprocessingDrawing" xmlns:w10="urn:schemas-microsoft-com:office:word" xmlns:w="http://schemas.openxmlformats.org/wordprocessingml/2006/main" xmlns:w14="http://schemas.microsoft.com/office/word/2010/wordml" xmlns:w15="http://schemas.microsoft.com/office/word/2012/wordml" xmlns:w16cex="http://schemas.microsoft.com/office/word/2018/wordml/cex" xmlns:w16cid="http://schemas.microsoft.com/office/word/2016/wordml/cid" xmlns:w16="http://schemas.microsoft.com/office/word/2018/wordml" xmlns:w16du="http://schemas.microsoft.com/office/word/2023/wordml/word16du" xmlns:w16sdtdh="http://schemas.microsoft.com/office/word/2020/wordml/sdtdatahash" xmlns:w16sdtfl="http://schemas.microsoft.com/office/word/2024/wordml/sdtformatlock" xmlns:w16se="http://schemas.microsoft.com/office/word/2015/wordml/symex" xmlns:wpg="http://schemas.microsoft.com/office/word/2010/wordprocessingGroup" xmlns:wpi="http://schemas.microsoft.com/office/word/2010/wordprocessingInk" xmlns:wne="http://schemas.microsoft.com/office/word/2006/wordml" xmlns:wps="http://schemas.microsoft.com/office/word/2010/wordprocessingShape" mc:Ignorable="w14 w15 w16se w16cid w16 w16cex w16sdtdh w16sdtfl w16du wp14">
+<w:hdr xmlns:wpc="http://schemas.microsoft.com/office/word/2010/wordprocessingCanvas" xmlns:cx="http://schemas.microsoft.com/office/drawing/2014/chartex" xmlns:cx1="http://schemas.microsoft.com/office/drawing/2015/9/8/chartex" xmlns:cx2="http://schemas.microsoft.com/office/drawing/2015/10/21/chartex" xmlns:cx3="http://schemas.microsoft.com/office/drawing/2016/5/9/chartex" xmlns:cx4="http://schemas.microsoft.com/office/drawing/2016/5/10/chartex" xmlns:cx5="http://schemas.microsoft.com/office/drawing/2016/5/11/chartex" xmlns:cx6="http://schemas.microsoft.com/office/drawing/2016/5/12/chartex" xmlns:cx7="http://schemas.microsoft.com/office/drawing/2016/5/13/chartex" xmlns:cx8="http://schemas.microsoft.com/office/drawing/2016/5/14/chartex" xmlns:mc="http://schemas.openxmlformats.org/markup-compatibility/2006" xmlns:aink="http://schemas.microsoft.com/office/drawing/2016/ink" xmlns:am3d="http://schemas.microsoft.com/office/drawing/2017/model3d" xmlns:o="urn:schemas-microsoft-com:office:office" xmlns:oel="http://schemas.microsoft.com/office/2019/extlst" xmlns:r="http://schemas.openxmlformats.org/officeDocument/2006/relationships" xmlns:m="http://schemas.openxmlformats.org/officeDocument/2006/math" xmlns:v="urn:schemas-microsoft-com:vml" xmlns:wp14="http://schemas.microsoft.com/office/word/2010/wordprocessingDrawing" xmlns:wp="http://schemas.openxmlformats.org/drawingml/2006/wordprocessingDrawing" xmlns:w10="urn:schemas-microsoft-com:office:word" xmlns:w="http://schemas.openxmlformats.org/wordprocessingml/2006/main" xmlns:w14="http://schemas.microsoft.com/office/word/2010/wordml" xmlns:w15="http://schemas.microsoft.com/office/word/2012/wordml" xmlns:w16cex="http://schemas.microsoft.com/office/word/2018/wordml/cex" xmlns:w16cid="http://schemas.microsoft.com/office/word/2016/wordml/cid" xmlns:w16="http://schemas.microsoft.com/office/word/2018/wordml" xmlns:w16du="http://schemas.microsoft.com/office/word/2023/wordml/word16du" xmlns:w16sdtdh="http://schemas.microsoft.com/office/word/2020/wordml/sdtdatahash" xmlns:w16se="http://schemas.microsoft.com/office/word/2015/wordml/symex" xmlns:wpg="http://schemas.microsoft.com/office/word/2010/wordprocessingGroup" xmlns:wpi="http://schemas.microsoft.com/office/word/2010/wordprocessingInk" xmlns:wne="http://schemas.microsoft.com/office/word/2006/wordml" xmlns:wps="http://schemas.microsoft.com/office/word/2010/wordprocessingShape" mc:Ignorable="w14 w15 w16se w16cid w16 w16cex w16sdtdh w16du wp14">
   <w:p>
     <w:pPr>
       <w:pStyle w:val="Encabezado"/>
@@ -891,7 +921,7 @@
 </file>
 
 <file path=word/header2.xml><?xml version="1.0" encoding="utf-8"?>
-<w:hdr xmlns:wpc="http://schemas.microsoft.com/office/word/2010/wordprocessingCanvas" xmlns:cx="http://schemas.microsoft.com/office/drawing/2014/chartex" xmlns:cx1="http://schemas.microsoft.com/office/drawing/2015/9/8/chartex" xmlns:cx2="http://schemas.microsoft.com/office/drawing/2015/10/21/chartex" xmlns:cx3="http://schemas.microsoft.com/office/drawing/2016/5/9/chartex" xmlns:cx4="http://schemas.microsoft.com/office/drawing/2016/5/10/chartex" xmlns:cx5="http://schemas.microsoft.com/office/drawing/2016/5/11/chartex" xmlns:cx6="http://schemas.microsoft.com/office/drawing/2016/5/12/chartex" xmlns:cx7="http://schemas.microsoft.com/office/drawing/2016/5/13/chartex" xmlns:cx8="http://schemas.microsoft.com/office/drawing/2016/5/14/chartex" xmlns:mc="http://schemas.openxmlformats.org/markup-compatibility/2006" xmlns:aink="http://schemas.microsoft.com/office/drawing/2016/ink" xmlns:am3d="http://schemas.microsoft.com/office/drawing/2017/model3d" xmlns:o="urn:schemas-microsoft-com:office:office" xmlns:oel="http://schemas.microsoft.com/office/2019/extlst" xmlns:r="http://schemas.openxmlformats.org/officeDocument/2006/relationships" xmlns:m="http://schemas.openxmlformats.org/officeDocument/2006/math" xmlns:v="urn:schemas-microsoft-com:vml" xmlns:wp14="http://schemas.microsoft.com/office/word/2010/wordprocessingDrawing" xmlns:wp="http://schemas.openxmlformats.org/drawingml/2006/wordprocessingDrawing" xmlns:w10="urn:schemas-microsoft-com:office:word" xmlns:w="http://schemas.openxmlformats.org/wordprocessingml/2006/main" xmlns:w14="http://schemas.microsoft.com/office/word/2010/wordml" xmlns:w15="http://schemas.microsoft.com/office/word/2012/wordml" xmlns:w16cex="http://schemas.microsoft.com/office/word/2018/wordml/cex" xmlns:w16cid="http://schemas.microsoft.com/office/word/2016/wordml/cid" xmlns:w16="http://schemas.microsoft.com/office/word/2018/wordml" xmlns:w16du="http://schemas.microsoft.com/office/word/2023/wordml/word16du" xmlns:w16sdtdh="http://schemas.microsoft.com/office/word/2020/wordml/sdtdatahash" xmlns:w16sdtfl="http://schemas.microsoft.com/office/word/2024/wordml/sdtformatlock" xmlns:w16se="http://schemas.microsoft.com/office/word/2015/wordml/symex" xmlns:wpg="http://schemas.microsoft.com/office/word/2010/wordprocessingGroup" xmlns:wpi="http://schemas.microsoft.com/office/word/2010/wordprocessingInk" xmlns:wne="http://schemas.microsoft.com/office/word/2006/wordml" xmlns:wps="http://schemas.microsoft.com/office/word/2010/wordprocessingShape" mc:Ignorable="w14 w15 w16se w16cid w16 w16cex w16sdtdh w16sdtfl w16du wp14">
+<w:hdr xmlns:wpc="http://schemas.microsoft.com/office/word/2010/wordprocessingCanvas" xmlns:cx="http://schemas.microsoft.com/office/drawing/2014/chartex" xmlns:cx1="http://schemas.microsoft.com/office/drawing/2015/9/8/chartex" xmlns:cx2="http://schemas.microsoft.com/office/drawing/2015/10/21/chartex" xmlns:cx3="http://schemas.microsoft.com/office/drawing/2016/5/9/chartex" xmlns:cx4="http://schemas.microsoft.com/office/drawing/2016/5/10/chartex" xmlns:cx5="http://schemas.microsoft.com/office/drawing/2016/5/11/chartex" xmlns:cx6="http://schemas.microsoft.com/office/drawing/2016/5/12/chartex" xmlns:cx7="http://schemas.microsoft.com/office/drawing/2016/5/13/chartex" xmlns:cx8="http://schemas.microsoft.com/office/drawing/2016/5/14/chartex" xmlns:mc="http://schemas.openxmlformats.org/markup-compatibility/2006" xmlns:aink="http://schemas.microsoft.com/office/drawing/2016/ink" xmlns:am3d="http://schemas.microsoft.com/office/drawing/2017/model3d" xmlns:o="urn:schemas-microsoft-com:office:office" xmlns:oel="http://schemas.microsoft.com/office/2019/extlst" xmlns:r="http://schemas.openxmlformats.org/officeDocument/2006/relationships" xmlns:m="http://schemas.openxmlformats.org/officeDocument/2006/math" xmlns:v="urn:schemas-microsoft-com:vml" xmlns:wp14="http://schemas.microsoft.com/office/word/2010/wordprocessingDrawing" xmlns:wp="http://schemas.openxmlformats.org/drawingml/2006/wordprocessingDrawing" xmlns:w10="urn:schemas-microsoft-com:office:word" xmlns:w="http://schemas.openxmlformats.org/wordprocessingml/2006/main" xmlns:w14="http://schemas.microsoft.com/office/word/2010/wordml" xmlns:w15="http://schemas.microsoft.com/office/word/2012/wordml" xmlns:w16cex="http://schemas.microsoft.com/office/word/2018/wordml/cex" xmlns:w16cid="http://schemas.microsoft.com/office/word/2016/wordml/cid" xmlns:w16="http://schemas.microsoft.com/office/word/2018/wordml" xmlns:w16du="http://schemas.microsoft.com/office/word/2023/wordml/word16du" xmlns:w16sdtdh="http://schemas.microsoft.com/office/word/2020/wordml/sdtdatahash" xmlns:w16se="http://schemas.microsoft.com/office/word/2015/wordml/symex" xmlns:wpg="http://schemas.microsoft.com/office/word/2010/wordprocessingGroup" xmlns:wpi="http://schemas.microsoft.com/office/word/2010/wordprocessingInk" xmlns:wne="http://schemas.microsoft.com/office/word/2006/wordml" xmlns:wps="http://schemas.microsoft.com/office/word/2010/wordprocessingShape" mc:Ignorable="w14 w15 w16se w16cid w16 w16cex w16sdtdh w16du wp14">
   <w:p>
     <w:pPr>
       <w:pStyle w:val="Encabezado"/>
@@ -959,7 +989,7 @@
 </file>
 
 <file path=word/styles.xml><?xml version="1.0" encoding="utf-8"?>
-<w:styles xmlns:mc="http://schemas.openxmlformats.org/markup-compatibility/2006" xmlns:r="http://schemas.openxmlformats.org/officeDocument/2006/relationships" xmlns:w="http://schemas.openxmlformats.org/wordprocessingml/2006/main" xmlns:w14="http://schemas.microsoft.com/office/word/2010/wordml" xmlns:w15="http://schemas.microsoft.com/office/word/2012/wordml" xmlns:w16cex="http://schemas.microsoft.com/office/word/2018/wordml/cex" xmlns:w16cid="http://schemas.microsoft.com/office/word/2016/wordml/cid" xmlns:w16="http://schemas.microsoft.com/office/word/2018/wordml" xmlns:w16du="http://schemas.microsoft.com/office/word/2023/wordml/word16du" xmlns:w16sdtdh="http://schemas.microsoft.com/office/word/2020/wordml/sdtdatahash" xmlns:w16sdtfl="http://schemas.microsoft.com/office/word/2024/wordml/sdtformatlock" xmlns:w16se="http://schemas.microsoft.com/office/word/2015/wordml/symex" mc:Ignorable="w14 w15 w16se w16cid w16 w16cex w16sdtdh w16sdtfl w16du">
+<w:styles xmlns:mc="http://schemas.openxmlformats.org/markup-compatibility/2006" xmlns:r="http://schemas.openxmlformats.org/officeDocument/2006/relationships" xmlns:w="http://schemas.openxmlformats.org/wordprocessingml/2006/main" xmlns:w14="http://schemas.microsoft.com/office/word/2010/wordml" xmlns:w15="http://schemas.microsoft.com/office/word/2012/wordml" xmlns:w16cex="http://schemas.microsoft.com/office/word/2018/wordml/cex" xmlns:w16cid="http://schemas.microsoft.com/office/word/2016/wordml/cid" xmlns:w16="http://schemas.microsoft.com/office/word/2018/wordml" xmlns:w16du="http://schemas.microsoft.com/office/word/2023/wordml/word16du" xmlns:w16sdtdh="http://schemas.microsoft.com/office/word/2020/wordml/sdtdatahash" xmlns:w16se="http://schemas.microsoft.com/office/word/2015/wordml/symex" mc:Ignorable="w14 w15 w16se w16cid w16 w16cex w16sdtdh w16du">
   <w:docDefaults>
     <w:rPrDefault>
       <w:rPr>
